--- a/docs/DECISION_MEETING.docx
+++ b/docs/DECISION_MEETING.docx
@@ -597,18 +597,19 @@
         <w:tblLook w:firstColumn="1" w:firstRow="1" w:lastColumn="0" w:lastRow="0" w:noHBand="0" w:noVBand="1" w:val="04A0"/>
       </w:tblPr>
       <w:tblGrid>
-        <w:gridCol w:w="1234"/>
-        <w:gridCol w:w="1234"/>
-        <w:gridCol w:w="1234"/>
-        <w:gridCol w:w="1234"/>
-        <w:gridCol w:w="1234"/>
-        <w:gridCol w:w="1234"/>
-        <w:gridCol w:w="1234"/>
+        <w:gridCol w:w="1080"/>
+        <w:gridCol w:w="1080"/>
+        <w:gridCol w:w="1080"/>
+        <w:gridCol w:w="1080"/>
+        <w:gridCol w:w="1080"/>
+        <w:gridCol w:w="1080"/>
+        <w:gridCol w:w="1080"/>
+        <w:gridCol w:w="1080"/>
       </w:tblGrid>
       <w:tr>
         <w:tc>
           <w:tcPr>
-            <w:tcW w:type="dxa" w:w="1234"/>
+            <w:tcW w:type="dxa" w:w="1080"/>
           </w:tcPr>
           <w:p>
             <w:pPr>
@@ -626,7 +627,7 @@
         </w:tc>
         <w:tc>
           <w:tcPr>
-            <w:tcW w:type="dxa" w:w="1234"/>
+            <w:tcW w:type="dxa" w:w="1080"/>
           </w:tcPr>
           <w:p>
             <w:pPr>
@@ -644,7 +645,7 @@
         </w:tc>
         <w:tc>
           <w:tcPr>
-            <w:tcW w:type="dxa" w:w="1234"/>
+            <w:tcW w:type="dxa" w:w="1080"/>
           </w:tcPr>
           <w:p>
             <w:pPr>
@@ -662,7 +663,7 @@
         </w:tc>
         <w:tc>
           <w:tcPr>
-            <w:tcW w:type="dxa" w:w="1234"/>
+            <w:tcW w:type="dxa" w:w="1080"/>
           </w:tcPr>
           <w:p>
             <w:pPr>
@@ -680,7 +681,7 @@
         </w:tc>
         <w:tc>
           <w:tcPr>
-            <w:tcW w:type="dxa" w:w="1234"/>
+            <w:tcW w:type="dxa" w:w="1080"/>
           </w:tcPr>
           <w:p>
             <w:pPr>
@@ -698,7 +699,7 @@
         </w:tc>
         <w:tc>
           <w:tcPr>
-            <w:tcW w:type="dxa" w:w="1234"/>
+            <w:tcW w:type="dxa" w:w="1080"/>
           </w:tcPr>
           <w:p>
             <w:pPr>
@@ -716,7 +717,7 @@
         </w:tc>
         <w:tc>
           <w:tcPr>
-            <w:tcW w:type="dxa" w:w="1234"/>
+            <w:tcW w:type="dxa" w:w="1080"/>
           </w:tcPr>
           <w:p>
             <w:pPr>
@@ -732,11 +733,29 @@
             </w:r>
           </w:p>
         </w:tc>
+        <w:tc>
+          <w:tcPr>
+            <w:tcW w:type="dxa" w:w="1080"/>
+          </w:tcPr>
+          <w:p>
+            <w:pPr>
+              <w:bidi/>
+              <w:jc w:val="right"/>
+            </w:pPr>
+            <w:r>
+              <w:rPr>
+                <w:b/>
+                <w:sz w:val="16"/>
+              </w:rPr>
+              <w:t>منبع</w:t>
+            </w:r>
+          </w:p>
+        </w:tc>
       </w:tr>
       <w:tr>
         <w:tc>
           <w:tcPr>
-            <w:tcW w:type="dxa" w:w="1234"/>
+            <w:tcW w:type="dxa" w:w="1080"/>
           </w:tcPr>
           <w:p>
             <w:pPr>
@@ -753,7 +772,7 @@
         </w:tc>
         <w:tc>
           <w:tcPr>
-            <w:tcW w:type="dxa" w:w="1234"/>
+            <w:tcW w:type="dxa" w:w="1080"/>
           </w:tcPr>
           <w:p>
             <w:pPr>
@@ -770,7 +789,7 @@
         </w:tc>
         <w:tc>
           <w:tcPr>
-            <w:tcW w:type="dxa" w:w="1234"/>
+            <w:tcW w:type="dxa" w:w="1080"/>
           </w:tcPr>
           <w:p>
             <w:pPr>
@@ -787,7 +806,7 @@
         </w:tc>
         <w:tc>
           <w:tcPr>
-            <w:tcW w:type="dxa" w:w="1234"/>
+            <w:tcW w:type="dxa" w:w="1080"/>
           </w:tcPr>
           <w:p>
             <w:pPr>
@@ -804,7 +823,7 @@
         </w:tc>
         <w:tc>
           <w:tcPr>
-            <w:tcW w:type="dxa" w:w="1234"/>
+            <w:tcW w:type="dxa" w:w="1080"/>
           </w:tcPr>
           <w:p>
             <w:pPr>
@@ -821,7 +840,7 @@
         </w:tc>
         <w:tc>
           <w:tcPr>
-            <w:tcW w:type="dxa" w:w="1234"/>
+            <w:tcW w:type="dxa" w:w="1080"/>
           </w:tcPr>
           <w:p>
             <w:pPr>
@@ -838,7 +857,7 @@
         </w:tc>
         <w:tc>
           <w:tcPr>
-            <w:tcW w:type="dxa" w:w="1234"/>
+            <w:tcW w:type="dxa" w:w="1080"/>
           </w:tcPr>
           <w:p>
             <w:pPr>
@@ -853,11 +872,28 @@
             </w:r>
           </w:p>
         </w:tc>
+        <w:tc>
+          <w:tcPr>
+            <w:tcW w:type="dxa" w:w="1080"/>
+          </w:tcPr>
+          <w:p>
+            <w:pPr>
+              <w:bidi/>
+              <w:jc w:val="right"/>
+            </w:pPr>
+            <w:r>
+              <w:rPr>
+                <w:sz w:val="16"/>
+              </w:rPr>
+              <w:t>متن بخشنامه</w:t>
+            </w:r>
+          </w:p>
+        </w:tc>
       </w:tr>
       <w:tr>
         <w:tc>
           <w:tcPr>
-            <w:tcW w:type="dxa" w:w="1234"/>
+            <w:tcW w:type="dxa" w:w="1080"/>
           </w:tcPr>
           <w:p>
             <w:pPr>
@@ -874,7 +910,7 @@
         </w:tc>
         <w:tc>
           <w:tcPr>
-            <w:tcW w:type="dxa" w:w="1234"/>
+            <w:tcW w:type="dxa" w:w="1080"/>
           </w:tcPr>
           <w:p>
             <w:pPr>
@@ -891,7 +927,7 @@
         </w:tc>
         <w:tc>
           <w:tcPr>
-            <w:tcW w:type="dxa" w:w="1234"/>
+            <w:tcW w:type="dxa" w:w="1080"/>
           </w:tcPr>
           <w:p>
             <w:pPr>
@@ -908,7 +944,7 @@
         </w:tc>
         <w:tc>
           <w:tcPr>
-            <w:tcW w:type="dxa" w:w="1234"/>
+            <w:tcW w:type="dxa" w:w="1080"/>
           </w:tcPr>
           <w:p>
             <w:pPr>
@@ -925,7 +961,7 @@
         </w:tc>
         <w:tc>
           <w:tcPr>
-            <w:tcW w:type="dxa" w:w="1234"/>
+            <w:tcW w:type="dxa" w:w="1080"/>
           </w:tcPr>
           <w:p>
             <w:pPr>
@@ -942,7 +978,7 @@
         </w:tc>
         <w:tc>
           <w:tcPr>
-            <w:tcW w:type="dxa" w:w="1234"/>
+            <w:tcW w:type="dxa" w:w="1080"/>
           </w:tcPr>
           <w:p>
             <w:pPr>
@@ -959,7 +995,7 @@
         </w:tc>
         <w:tc>
           <w:tcPr>
-            <w:tcW w:type="dxa" w:w="1234"/>
+            <w:tcW w:type="dxa" w:w="1080"/>
           </w:tcPr>
           <w:p>
             <w:pPr>
@@ -974,11 +1010,28 @@
             </w:r>
           </w:p>
         </w:tc>
+        <w:tc>
+          <w:tcPr>
+            <w:tcW w:type="dxa" w:w="1080"/>
+          </w:tcPr>
+          <w:p>
+            <w:pPr>
+              <w:bidi/>
+              <w:jc w:val="right"/>
+            </w:pPr>
+            <w:r>
+              <w:rPr>
+                <w:sz w:val="16"/>
+              </w:rPr>
+              <w:t>متن بخشنامه</w:t>
+            </w:r>
+          </w:p>
+        </w:tc>
       </w:tr>
       <w:tr>
         <w:tc>
           <w:tcPr>
-            <w:tcW w:type="dxa" w:w="1234"/>
+            <w:tcW w:type="dxa" w:w="1080"/>
           </w:tcPr>
           <w:p>
             <w:pPr>
@@ -995,7 +1048,7 @@
         </w:tc>
         <w:tc>
           <w:tcPr>
-            <w:tcW w:type="dxa" w:w="1234"/>
+            <w:tcW w:type="dxa" w:w="1080"/>
           </w:tcPr>
           <w:p>
             <w:pPr>
@@ -1012,7 +1065,7 @@
         </w:tc>
         <w:tc>
           <w:tcPr>
-            <w:tcW w:type="dxa" w:w="1234"/>
+            <w:tcW w:type="dxa" w:w="1080"/>
           </w:tcPr>
           <w:p>
             <w:pPr>
@@ -1029,7 +1082,7 @@
         </w:tc>
         <w:tc>
           <w:tcPr>
-            <w:tcW w:type="dxa" w:w="1234"/>
+            <w:tcW w:type="dxa" w:w="1080"/>
           </w:tcPr>
           <w:p>
             <w:pPr>
@@ -1046,7 +1099,7 @@
         </w:tc>
         <w:tc>
           <w:tcPr>
-            <w:tcW w:type="dxa" w:w="1234"/>
+            <w:tcW w:type="dxa" w:w="1080"/>
           </w:tcPr>
           <w:p>
             <w:pPr>
@@ -1063,7 +1116,7 @@
         </w:tc>
         <w:tc>
           <w:tcPr>
-            <w:tcW w:type="dxa" w:w="1234"/>
+            <w:tcW w:type="dxa" w:w="1080"/>
           </w:tcPr>
           <w:p>
             <w:pPr>
@@ -1080,7 +1133,7 @@
         </w:tc>
         <w:tc>
           <w:tcPr>
-            <w:tcW w:type="dxa" w:w="1234"/>
+            <w:tcW w:type="dxa" w:w="1080"/>
           </w:tcPr>
           <w:p>
             <w:pPr>
@@ -1095,11 +1148,28 @@
             </w:r>
           </w:p>
         </w:tc>
+        <w:tc>
+          <w:tcPr>
+            <w:tcW w:type="dxa" w:w="1080"/>
+          </w:tcPr>
+          <w:p>
+            <w:pPr>
+              <w:bidi/>
+              <w:jc w:val="right"/>
+            </w:pPr>
+            <w:r>
+              <w:rPr>
+                <w:sz w:val="16"/>
+              </w:rPr>
+              <w:t>متن بخشنامه</w:t>
+            </w:r>
+          </w:p>
+        </w:tc>
       </w:tr>
       <w:tr>
         <w:tc>
           <w:tcPr>
-            <w:tcW w:type="dxa" w:w="1234"/>
+            <w:tcW w:type="dxa" w:w="1080"/>
           </w:tcPr>
           <w:p>
             <w:pPr>
@@ -1116,7 +1186,7 @@
         </w:tc>
         <w:tc>
           <w:tcPr>
-            <w:tcW w:type="dxa" w:w="1234"/>
+            <w:tcW w:type="dxa" w:w="1080"/>
           </w:tcPr>
           <w:p>
             <w:pPr>
@@ -1133,7 +1203,7 @@
         </w:tc>
         <w:tc>
           <w:tcPr>
-            <w:tcW w:type="dxa" w:w="1234"/>
+            <w:tcW w:type="dxa" w:w="1080"/>
           </w:tcPr>
           <w:p>
             <w:pPr>
@@ -1150,7 +1220,7 @@
         </w:tc>
         <w:tc>
           <w:tcPr>
-            <w:tcW w:type="dxa" w:w="1234"/>
+            <w:tcW w:type="dxa" w:w="1080"/>
           </w:tcPr>
           <w:p>
             <w:pPr>
@@ -1167,7 +1237,7 @@
         </w:tc>
         <w:tc>
           <w:tcPr>
-            <w:tcW w:type="dxa" w:w="1234"/>
+            <w:tcW w:type="dxa" w:w="1080"/>
           </w:tcPr>
           <w:p>
             <w:pPr>
@@ -1184,7 +1254,7 @@
         </w:tc>
         <w:tc>
           <w:tcPr>
-            <w:tcW w:type="dxa" w:w="1234"/>
+            <w:tcW w:type="dxa" w:w="1080"/>
           </w:tcPr>
           <w:p>
             <w:pPr>
@@ -1201,7 +1271,7 @@
         </w:tc>
         <w:tc>
           <w:tcPr>
-            <w:tcW w:type="dxa" w:w="1234"/>
+            <w:tcW w:type="dxa" w:w="1080"/>
           </w:tcPr>
           <w:p>
             <w:pPr>
@@ -1216,11 +1286,28 @@
             </w:r>
           </w:p>
         </w:tc>
+        <w:tc>
+          <w:tcPr>
+            <w:tcW w:type="dxa" w:w="1080"/>
+          </w:tcPr>
+          <w:p>
+            <w:pPr>
+              <w:bidi/>
+              <w:jc w:val="right"/>
+            </w:pPr>
+            <w:r>
+              <w:rPr>
+                <w:sz w:val="16"/>
+              </w:rPr>
+              <w:t>متن بخشنامه</w:t>
+            </w:r>
+          </w:p>
+        </w:tc>
       </w:tr>
       <w:tr>
         <w:tc>
           <w:tcPr>
-            <w:tcW w:type="dxa" w:w="1234"/>
+            <w:tcW w:type="dxa" w:w="1080"/>
           </w:tcPr>
           <w:p>
             <w:pPr>
@@ -1237,7 +1324,7 @@
         </w:tc>
         <w:tc>
           <w:tcPr>
-            <w:tcW w:type="dxa" w:w="1234"/>
+            <w:tcW w:type="dxa" w:w="1080"/>
           </w:tcPr>
           <w:p>
             <w:pPr>
@@ -1254,7 +1341,7 @@
         </w:tc>
         <w:tc>
           <w:tcPr>
-            <w:tcW w:type="dxa" w:w="1234"/>
+            <w:tcW w:type="dxa" w:w="1080"/>
           </w:tcPr>
           <w:p>
             <w:pPr>
@@ -1271,7 +1358,7 @@
         </w:tc>
         <w:tc>
           <w:tcPr>
-            <w:tcW w:type="dxa" w:w="1234"/>
+            <w:tcW w:type="dxa" w:w="1080"/>
           </w:tcPr>
           <w:p>
             <w:pPr>
@@ -1288,7 +1375,7 @@
         </w:tc>
         <w:tc>
           <w:tcPr>
-            <w:tcW w:type="dxa" w:w="1234"/>
+            <w:tcW w:type="dxa" w:w="1080"/>
           </w:tcPr>
           <w:p>
             <w:pPr>
@@ -1305,7 +1392,7 @@
         </w:tc>
         <w:tc>
           <w:tcPr>
-            <w:tcW w:type="dxa" w:w="1234"/>
+            <w:tcW w:type="dxa" w:w="1080"/>
           </w:tcPr>
           <w:p>
             <w:pPr>
@@ -1322,7 +1409,7 @@
         </w:tc>
         <w:tc>
           <w:tcPr>
-            <w:tcW w:type="dxa" w:w="1234"/>
+            <w:tcW w:type="dxa" w:w="1080"/>
           </w:tcPr>
           <w:p>
             <w:pPr>
@@ -1337,11 +1424,28 @@
             </w:r>
           </w:p>
         </w:tc>
+        <w:tc>
+          <w:tcPr>
+            <w:tcW w:type="dxa" w:w="1080"/>
+          </w:tcPr>
+          <w:p>
+            <w:pPr>
+              <w:bidi/>
+              <w:jc w:val="right"/>
+            </w:pPr>
+            <w:r>
+              <w:rPr>
+                <w:sz w:val="16"/>
+              </w:rPr>
+              <w:t>دادهٔ ورودی — واقعیتِ پروژه</w:t>
+            </w:r>
+          </w:p>
+        </w:tc>
       </w:tr>
       <w:tr>
         <w:tc>
           <w:tcPr>
-            <w:tcW w:type="dxa" w:w="1234"/>
+            <w:tcW w:type="dxa" w:w="1080"/>
           </w:tcPr>
           <w:p>
             <w:pPr>
@@ -1358,7 +1462,7 @@
         </w:tc>
         <w:tc>
           <w:tcPr>
-            <w:tcW w:type="dxa" w:w="1234"/>
+            <w:tcW w:type="dxa" w:w="1080"/>
           </w:tcPr>
           <w:p>
             <w:pPr>
@@ -1375,7 +1479,7 @@
         </w:tc>
         <w:tc>
           <w:tcPr>
-            <w:tcW w:type="dxa" w:w="1234"/>
+            <w:tcW w:type="dxa" w:w="1080"/>
           </w:tcPr>
           <w:p>
             <w:pPr>
@@ -1392,7 +1496,7 @@
         </w:tc>
         <w:tc>
           <w:tcPr>
-            <w:tcW w:type="dxa" w:w="1234"/>
+            <w:tcW w:type="dxa" w:w="1080"/>
           </w:tcPr>
           <w:p>
             <w:pPr>
@@ -1409,7 +1513,7 @@
         </w:tc>
         <w:tc>
           <w:tcPr>
-            <w:tcW w:type="dxa" w:w="1234"/>
+            <w:tcW w:type="dxa" w:w="1080"/>
           </w:tcPr>
           <w:p>
             <w:pPr>
@@ -1426,7 +1530,7 @@
         </w:tc>
         <w:tc>
           <w:tcPr>
-            <w:tcW w:type="dxa" w:w="1234"/>
+            <w:tcW w:type="dxa" w:w="1080"/>
           </w:tcPr>
           <w:p>
             <w:pPr>
@@ -1443,7 +1547,7 @@
         </w:tc>
         <w:tc>
           <w:tcPr>
-            <w:tcW w:type="dxa" w:w="1234"/>
+            <w:tcW w:type="dxa" w:w="1080"/>
           </w:tcPr>
           <w:p>
             <w:pPr>
@@ -1458,11 +1562,28 @@
             </w:r>
           </w:p>
         </w:tc>
+        <w:tc>
+          <w:tcPr>
+            <w:tcW w:type="dxa" w:w="1080"/>
+          </w:tcPr>
+          <w:p>
+            <w:pPr>
+              <w:bidi/>
+              <w:jc w:val="right"/>
+            </w:pPr>
+            <w:r>
+              <w:rPr>
+                <w:sz w:val="16"/>
+              </w:rPr>
+              <w:t>رویهٔ رایج، نیازمند تأیید مشاور</w:t>
+            </w:r>
+          </w:p>
+        </w:tc>
       </w:tr>
       <w:tr>
         <w:tc>
           <w:tcPr>
-            <w:tcW w:type="dxa" w:w="1234"/>
+            <w:tcW w:type="dxa" w:w="1080"/>
           </w:tcPr>
           <w:p>
             <w:pPr>
@@ -1479,7 +1600,7 @@
         </w:tc>
         <w:tc>
           <w:tcPr>
-            <w:tcW w:type="dxa" w:w="1234"/>
+            <w:tcW w:type="dxa" w:w="1080"/>
           </w:tcPr>
           <w:p>
             <w:pPr>
@@ -1496,7 +1617,7 @@
         </w:tc>
         <w:tc>
           <w:tcPr>
-            <w:tcW w:type="dxa" w:w="1234"/>
+            <w:tcW w:type="dxa" w:w="1080"/>
           </w:tcPr>
           <w:p>
             <w:pPr>
@@ -1513,7 +1634,7 @@
         </w:tc>
         <w:tc>
           <w:tcPr>
-            <w:tcW w:type="dxa" w:w="1234"/>
+            <w:tcW w:type="dxa" w:w="1080"/>
           </w:tcPr>
           <w:p>
             <w:pPr>
@@ -1530,7 +1651,7 @@
         </w:tc>
         <w:tc>
           <w:tcPr>
-            <w:tcW w:type="dxa" w:w="1234"/>
+            <w:tcW w:type="dxa" w:w="1080"/>
           </w:tcPr>
           <w:p>
             <w:pPr>
@@ -1547,7 +1668,7 @@
         </w:tc>
         <w:tc>
           <w:tcPr>
-            <w:tcW w:type="dxa" w:w="1234"/>
+            <w:tcW w:type="dxa" w:w="1080"/>
           </w:tcPr>
           <w:p>
             <w:pPr>
@@ -1564,7 +1685,7 @@
         </w:tc>
         <w:tc>
           <w:tcPr>
-            <w:tcW w:type="dxa" w:w="1234"/>
+            <w:tcW w:type="dxa" w:w="1080"/>
           </w:tcPr>
           <w:p>
             <w:pPr>
@@ -1579,11 +1700,28 @@
             </w:r>
           </w:p>
         </w:tc>
+        <w:tc>
+          <w:tcPr>
+            <w:tcW w:type="dxa" w:w="1080"/>
+          </w:tcPr>
+          <w:p>
+            <w:pPr>
+              <w:bidi/>
+              <w:jc w:val="right"/>
+            </w:pPr>
+            <w:r>
+              <w:rPr>
+                <w:sz w:val="16"/>
+              </w:rPr>
+              <w:t>متن بخشنامه</w:t>
+            </w:r>
+          </w:p>
+        </w:tc>
       </w:tr>
       <w:tr>
         <w:tc>
           <w:tcPr>
-            <w:tcW w:type="dxa" w:w="1234"/>
+            <w:tcW w:type="dxa" w:w="1080"/>
           </w:tcPr>
           <w:p>
             <w:pPr>
@@ -1600,7 +1738,7 @@
         </w:tc>
         <w:tc>
           <w:tcPr>
-            <w:tcW w:type="dxa" w:w="1234"/>
+            <w:tcW w:type="dxa" w:w="1080"/>
           </w:tcPr>
           <w:p>
             <w:pPr>
@@ -1617,7 +1755,7 @@
         </w:tc>
         <w:tc>
           <w:tcPr>
-            <w:tcW w:type="dxa" w:w="1234"/>
+            <w:tcW w:type="dxa" w:w="1080"/>
           </w:tcPr>
           <w:p>
             <w:pPr>
@@ -1634,7 +1772,7 @@
         </w:tc>
         <w:tc>
           <w:tcPr>
-            <w:tcW w:type="dxa" w:w="1234"/>
+            <w:tcW w:type="dxa" w:w="1080"/>
           </w:tcPr>
           <w:p>
             <w:pPr>
@@ -1651,7 +1789,7 @@
         </w:tc>
         <w:tc>
           <w:tcPr>
-            <w:tcW w:type="dxa" w:w="1234"/>
+            <w:tcW w:type="dxa" w:w="1080"/>
           </w:tcPr>
           <w:p>
             <w:pPr>
@@ -1668,7 +1806,7 @@
         </w:tc>
         <w:tc>
           <w:tcPr>
-            <w:tcW w:type="dxa" w:w="1234"/>
+            <w:tcW w:type="dxa" w:w="1080"/>
           </w:tcPr>
           <w:p>
             <w:pPr>
@@ -1685,7 +1823,7 @@
         </w:tc>
         <w:tc>
           <w:tcPr>
-            <w:tcW w:type="dxa" w:w="1234"/>
+            <w:tcW w:type="dxa" w:w="1080"/>
           </w:tcPr>
           <w:p>
             <w:pPr>
@@ -1700,11 +1838,28 @@
             </w:r>
           </w:p>
         </w:tc>
+        <w:tc>
+          <w:tcPr>
+            <w:tcW w:type="dxa" w:w="1080"/>
+          </w:tcPr>
+          <w:p>
+            <w:pPr>
+              <w:bidi/>
+              <w:jc w:val="right"/>
+            </w:pPr>
+            <w:r>
+              <w:rPr>
+                <w:sz w:val="16"/>
+              </w:rPr>
+              <w:t>انتخاب مهندسی</w:t>
+            </w:r>
+          </w:p>
+        </w:tc>
       </w:tr>
       <w:tr>
         <w:tc>
           <w:tcPr>
-            <w:tcW w:type="dxa" w:w="1234"/>
+            <w:tcW w:type="dxa" w:w="1080"/>
           </w:tcPr>
           <w:p>
             <w:pPr>
@@ -1721,7 +1876,7 @@
         </w:tc>
         <w:tc>
           <w:tcPr>
-            <w:tcW w:type="dxa" w:w="1234"/>
+            <w:tcW w:type="dxa" w:w="1080"/>
           </w:tcPr>
           <w:p>
             <w:pPr>
@@ -1738,7 +1893,7 @@
         </w:tc>
         <w:tc>
           <w:tcPr>
-            <w:tcW w:type="dxa" w:w="1234"/>
+            <w:tcW w:type="dxa" w:w="1080"/>
           </w:tcPr>
           <w:p>
             <w:pPr>
@@ -1755,7 +1910,7 @@
         </w:tc>
         <w:tc>
           <w:tcPr>
-            <w:tcW w:type="dxa" w:w="1234"/>
+            <w:tcW w:type="dxa" w:w="1080"/>
           </w:tcPr>
           <w:p>
             <w:pPr>
@@ -1772,7 +1927,7 @@
         </w:tc>
         <w:tc>
           <w:tcPr>
-            <w:tcW w:type="dxa" w:w="1234"/>
+            <w:tcW w:type="dxa" w:w="1080"/>
           </w:tcPr>
           <w:p>
             <w:pPr>
@@ -1789,7 +1944,7 @@
         </w:tc>
         <w:tc>
           <w:tcPr>
-            <w:tcW w:type="dxa" w:w="1234"/>
+            <w:tcW w:type="dxa" w:w="1080"/>
           </w:tcPr>
           <w:p>
             <w:pPr>
@@ -1806,7 +1961,7 @@
         </w:tc>
         <w:tc>
           <w:tcPr>
-            <w:tcW w:type="dxa" w:w="1234"/>
+            <w:tcW w:type="dxa" w:w="1080"/>
           </w:tcPr>
           <w:p>
             <w:pPr>
@@ -1821,11 +1976,28 @@
             </w:r>
           </w:p>
         </w:tc>
+        <w:tc>
+          <w:tcPr>
+            <w:tcW w:type="dxa" w:w="1080"/>
+          </w:tcPr>
+          <w:p>
+            <w:pPr>
+              <w:bidi/>
+              <w:jc w:val="right"/>
+            </w:pPr>
+            <w:r>
+              <w:rPr>
+                <w:sz w:val="16"/>
+              </w:rPr>
+              <w:t>انتخاب مهندسی</w:t>
+            </w:r>
+          </w:p>
+        </w:tc>
       </w:tr>
       <w:tr>
         <w:tc>
           <w:tcPr>
-            <w:tcW w:type="dxa" w:w="1234"/>
+            <w:tcW w:type="dxa" w:w="1080"/>
           </w:tcPr>
           <w:p>
             <w:pPr>
@@ -1842,7 +2014,7 @@
         </w:tc>
         <w:tc>
           <w:tcPr>
-            <w:tcW w:type="dxa" w:w="1234"/>
+            <w:tcW w:type="dxa" w:w="1080"/>
           </w:tcPr>
           <w:p>
             <w:pPr>
@@ -1859,7 +2031,7 @@
         </w:tc>
         <w:tc>
           <w:tcPr>
-            <w:tcW w:type="dxa" w:w="1234"/>
+            <w:tcW w:type="dxa" w:w="1080"/>
           </w:tcPr>
           <w:p>
             <w:pPr>
@@ -1876,7 +2048,7 @@
         </w:tc>
         <w:tc>
           <w:tcPr>
-            <w:tcW w:type="dxa" w:w="1234"/>
+            <w:tcW w:type="dxa" w:w="1080"/>
           </w:tcPr>
           <w:p>
             <w:pPr>
@@ -1893,7 +2065,7 @@
         </w:tc>
         <w:tc>
           <w:tcPr>
-            <w:tcW w:type="dxa" w:w="1234"/>
+            <w:tcW w:type="dxa" w:w="1080"/>
           </w:tcPr>
           <w:p>
             <w:pPr>
@@ -1910,7 +2082,7 @@
         </w:tc>
         <w:tc>
           <w:tcPr>
-            <w:tcW w:type="dxa" w:w="1234"/>
+            <w:tcW w:type="dxa" w:w="1080"/>
           </w:tcPr>
           <w:p>
             <w:pPr>
@@ -1927,7 +2099,7 @@
         </w:tc>
         <w:tc>
           <w:tcPr>
-            <w:tcW w:type="dxa" w:w="1234"/>
+            <w:tcW w:type="dxa" w:w="1080"/>
           </w:tcPr>
           <w:p>
             <w:pPr>
@@ -1942,11 +2114,28 @@
             </w:r>
           </w:p>
         </w:tc>
+        <w:tc>
+          <w:tcPr>
+            <w:tcW w:type="dxa" w:w="1080"/>
+          </w:tcPr>
+          <w:p>
+            <w:pPr>
+              <w:bidi/>
+              <w:jc w:val="right"/>
+            </w:pPr>
+            <w:r>
+              <w:rPr>
+                <w:sz w:val="16"/>
+              </w:rPr>
+              <w:t>رویهٔ رایج، نیازمند تأیید مشاور</w:t>
+            </w:r>
+          </w:p>
+        </w:tc>
       </w:tr>
       <w:tr>
         <w:tc>
           <w:tcPr>
-            <w:tcW w:type="dxa" w:w="1234"/>
+            <w:tcW w:type="dxa" w:w="1080"/>
           </w:tcPr>
           <w:p>
             <w:pPr>
@@ -1963,7 +2152,7 @@
         </w:tc>
         <w:tc>
           <w:tcPr>
-            <w:tcW w:type="dxa" w:w="1234"/>
+            <w:tcW w:type="dxa" w:w="1080"/>
           </w:tcPr>
           <w:p>
             <w:pPr>
@@ -1980,7 +2169,7 @@
         </w:tc>
         <w:tc>
           <w:tcPr>
-            <w:tcW w:type="dxa" w:w="1234"/>
+            <w:tcW w:type="dxa" w:w="1080"/>
           </w:tcPr>
           <w:p>
             <w:pPr>
@@ -1997,7 +2186,7 @@
         </w:tc>
         <w:tc>
           <w:tcPr>
-            <w:tcW w:type="dxa" w:w="1234"/>
+            <w:tcW w:type="dxa" w:w="1080"/>
           </w:tcPr>
           <w:p>
             <w:pPr>
@@ -2014,7 +2203,7 @@
         </w:tc>
         <w:tc>
           <w:tcPr>
-            <w:tcW w:type="dxa" w:w="1234"/>
+            <w:tcW w:type="dxa" w:w="1080"/>
           </w:tcPr>
           <w:p>
             <w:pPr>
@@ -2031,7 +2220,7 @@
         </w:tc>
         <w:tc>
           <w:tcPr>
-            <w:tcW w:type="dxa" w:w="1234"/>
+            <w:tcW w:type="dxa" w:w="1080"/>
           </w:tcPr>
           <w:p>
             <w:pPr>
@@ -2048,7 +2237,7 @@
         </w:tc>
         <w:tc>
           <w:tcPr>
-            <w:tcW w:type="dxa" w:w="1234"/>
+            <w:tcW w:type="dxa" w:w="1080"/>
           </w:tcPr>
           <w:p>
             <w:pPr>
@@ -2063,11 +2252,28 @@
             </w:r>
           </w:p>
         </w:tc>
+        <w:tc>
+          <w:tcPr>
+            <w:tcW w:type="dxa" w:w="1080"/>
+          </w:tcPr>
+          <w:p>
+            <w:pPr>
+              <w:bidi/>
+              <w:jc w:val="right"/>
+            </w:pPr>
+            <w:r>
+              <w:rPr>
+                <w:sz w:val="16"/>
+              </w:rPr>
+              <w:t>وضعیت فعلی</w:t>
+            </w:r>
+          </w:p>
+        </w:tc>
       </w:tr>
       <w:tr>
         <w:tc>
           <w:tcPr>
-            <w:tcW w:type="dxa" w:w="1234"/>
+            <w:tcW w:type="dxa" w:w="1080"/>
           </w:tcPr>
           <w:p>
             <w:pPr>
@@ -2084,7 +2290,7 @@
         </w:tc>
         <w:tc>
           <w:tcPr>
-            <w:tcW w:type="dxa" w:w="1234"/>
+            <w:tcW w:type="dxa" w:w="1080"/>
           </w:tcPr>
           <w:p>
             <w:pPr>
@@ -2101,7 +2307,7 @@
         </w:tc>
         <w:tc>
           <w:tcPr>
-            <w:tcW w:type="dxa" w:w="1234"/>
+            <w:tcW w:type="dxa" w:w="1080"/>
           </w:tcPr>
           <w:p>
             <w:pPr>
@@ -2118,7 +2324,7 @@
         </w:tc>
         <w:tc>
           <w:tcPr>
-            <w:tcW w:type="dxa" w:w="1234"/>
+            <w:tcW w:type="dxa" w:w="1080"/>
           </w:tcPr>
           <w:p>
             <w:pPr>
@@ -2135,7 +2341,7 @@
         </w:tc>
         <w:tc>
           <w:tcPr>
-            <w:tcW w:type="dxa" w:w="1234"/>
+            <w:tcW w:type="dxa" w:w="1080"/>
           </w:tcPr>
           <w:p>
             <w:pPr>
@@ -2152,7 +2358,7 @@
         </w:tc>
         <w:tc>
           <w:tcPr>
-            <w:tcW w:type="dxa" w:w="1234"/>
+            <w:tcW w:type="dxa" w:w="1080"/>
           </w:tcPr>
           <w:p>
             <w:pPr>
@@ -2169,7 +2375,7 @@
         </w:tc>
         <w:tc>
           <w:tcPr>
-            <w:tcW w:type="dxa" w:w="1234"/>
+            <w:tcW w:type="dxa" w:w="1080"/>
           </w:tcPr>
           <w:p>
             <w:pPr>
@@ -2184,11 +2390,28 @@
             </w:r>
           </w:p>
         </w:tc>
+        <w:tc>
+          <w:tcPr>
+            <w:tcW w:type="dxa" w:w="1080"/>
+          </w:tcPr>
+          <w:p>
+            <w:pPr>
+              <w:bidi/>
+              <w:jc w:val="right"/>
+            </w:pPr>
+            <w:r>
+              <w:rPr>
+                <w:sz w:val="16"/>
+              </w:rPr>
+              <w:t>وضعیت فعلی</w:t>
+            </w:r>
+          </w:p>
+        </w:tc>
       </w:tr>
       <w:tr>
         <w:tc>
           <w:tcPr>
-            <w:tcW w:type="dxa" w:w="1234"/>
+            <w:tcW w:type="dxa" w:w="1080"/>
           </w:tcPr>
           <w:p>
             <w:pPr>
@@ -2205,7 +2428,7 @@
         </w:tc>
         <w:tc>
           <w:tcPr>
-            <w:tcW w:type="dxa" w:w="1234"/>
+            <w:tcW w:type="dxa" w:w="1080"/>
           </w:tcPr>
           <w:p>
             <w:pPr>
@@ -2222,7 +2445,7 @@
         </w:tc>
         <w:tc>
           <w:tcPr>
-            <w:tcW w:type="dxa" w:w="1234"/>
+            <w:tcW w:type="dxa" w:w="1080"/>
           </w:tcPr>
           <w:p>
             <w:pPr>
@@ -2239,7 +2462,7 @@
         </w:tc>
         <w:tc>
           <w:tcPr>
-            <w:tcW w:type="dxa" w:w="1234"/>
+            <w:tcW w:type="dxa" w:w="1080"/>
           </w:tcPr>
           <w:p>
             <w:pPr>
@@ -2256,7 +2479,7 @@
         </w:tc>
         <w:tc>
           <w:tcPr>
-            <w:tcW w:type="dxa" w:w="1234"/>
+            <w:tcW w:type="dxa" w:w="1080"/>
           </w:tcPr>
           <w:p>
             <w:pPr>
@@ -2273,7 +2496,7 @@
         </w:tc>
         <w:tc>
           <w:tcPr>
-            <w:tcW w:type="dxa" w:w="1234"/>
+            <w:tcW w:type="dxa" w:w="1080"/>
           </w:tcPr>
           <w:p>
             <w:pPr>
@@ -2290,7 +2513,7 @@
         </w:tc>
         <w:tc>
           <w:tcPr>
-            <w:tcW w:type="dxa" w:w="1234"/>
+            <w:tcW w:type="dxa" w:w="1080"/>
           </w:tcPr>
           <w:p>
             <w:pPr>
@@ -2302,6 +2525,23 @@
                 <w:sz w:val="16"/>
               </w:rPr>
               <w:t>تا رسیدنِ داده تعیین نمی‌شود (الف موقت است).</w:t>
+            </w:r>
+          </w:p>
+        </w:tc>
+        <w:tc>
+          <w:tcPr>
+            <w:tcW w:type="dxa" w:w="1080"/>
+          </w:tcPr>
+          <w:p>
+            <w:pPr>
+              <w:bidi/>
+              <w:jc w:val="right"/>
+            </w:pPr>
+            <w:r>
+              <w:rPr>
+                <w:sz w:val="16"/>
+              </w:rPr>
+              <w:t>وضعیت فعلی</w:t>
             </w:r>
           </w:p>
         </w:tc>
@@ -2729,6 +2969,430 @@
           <w:sz w:val="18"/>
         </w:rPr>
         <w:t>نکته: S1 و S3 یکی هستند (توضیح در جدول). بزرگ‌ترین اثرها خارج از این بازه‌اند: D-18 با ۸٬۹۹۰٬۱۵۷٬۲۵۳٫۶۹ ریال اختلافِ سقفِ پذیرش و D-01 با ۵۰۵٬۳۱۶٬۹۶۰٫۸۶ ریال که شرطی است.</w:t>
+      </w:r>
+    </w:p>
+    <w:p>
+      <w:r>
+        <w:br w:type="page"/>
+      </w:r>
+    </w:p>
+    <w:p>
+      <w:pPr>
+        <w:bidi/>
+        <w:spacing w:after="80"/>
+        <w:jc w:val="right"/>
+      </w:pPr>
+      <w:r>
+        <w:rPr>
+          <w:b/>
+          <w:sz w:val="30"/>
+        </w:rPr>
+        <w:t>بازهٔ حساسیتِ واقعی (envelope)</w:t>
+      </w:r>
+    </w:p>
+    <w:p/>
+    <w:tbl>
+      <w:tblPr>
+        <w:tblStyle w:val="TableGrid"/>
+        <w:tblW w:type="auto" w:w="0"/>
+        <w:tblLook w:firstColumn="1" w:firstRow="1" w:lastColumn="0" w:lastRow="0" w:noHBand="0" w:noVBand="1" w:val="04A0"/>
+      </w:tblPr>
+      <w:tblGrid>
+        <w:gridCol w:w="2160"/>
+        <w:gridCol w:w="2160"/>
+        <w:gridCol w:w="2160"/>
+        <w:gridCol w:w="2160"/>
+      </w:tblGrid>
+      <w:tr>
+        <w:tc>
+          <w:tcPr>
+            <w:tcW w:type="dxa" w:w="2160"/>
+          </w:tcPr>
+          <w:p>
+            <w:pPr>
+              <w:bidi/>
+              <w:jc w:val="right"/>
+            </w:pPr>
+            <w:r>
+              <w:rPr>
+                <w:b/>
+              </w:rPr>
+              <w:t>سناریو</w:t>
+            </w:r>
+          </w:p>
+        </w:tc>
+        <w:tc>
+          <w:tcPr>
+            <w:tcW w:type="dxa" w:w="2160"/>
+          </w:tcPr>
+          <w:p>
+            <w:pPr>
+              <w:bidi/>
+              <w:jc w:val="right"/>
+            </w:pPr>
+            <w:r>
+              <w:rPr>
+                <w:b/>
+              </w:rPr>
+              <w:t>ΔP (ریال)</w:t>
+            </w:r>
+          </w:p>
+        </w:tc>
+        <w:tc>
+          <w:tcPr>
+            <w:tcW w:type="dxa" w:w="2160"/>
+          </w:tcPr>
+          <w:p>
+            <w:pPr>
+              <w:bidi/>
+              <w:jc w:val="right"/>
+            </w:pPr>
+            <w:r>
+              <w:rPr>
+                <w:b/>
+              </w:rPr>
+              <w:t>برآورد (ریال)</w:t>
+            </w:r>
+          </w:p>
+        </w:tc>
+        <w:tc>
+          <w:tcPr>
+            <w:tcW w:type="dxa" w:w="2160"/>
+          </w:tcPr>
+          <w:p>
+            <w:pPr>
+              <w:bidi/>
+              <w:jc w:val="right"/>
+            </w:pPr>
+            <w:r>
+              <w:rPr>
+                <w:b/>
+              </w:rPr>
+              <w:t>تصمیم‌های اعمال‌شده</w:t>
+            </w:r>
+          </w:p>
+        </w:tc>
+      </w:tr>
+      <w:tr>
+        <w:tc>
+          <w:tcPr>
+            <w:tcW w:type="dxa" w:w="2160"/>
+          </w:tcPr>
+          <w:p>
+            <w:pPr>
+              <w:bidi/>
+              <w:jc w:val="right"/>
+            </w:pPr>
+            <w:r>
+              <w:rPr>
+                <w:sz w:val="18"/>
+              </w:rPr>
+              <w:t>کمینهٔ ΔP</w:t>
+            </w:r>
+          </w:p>
+        </w:tc>
+        <w:tc>
+          <w:tcPr>
+            <w:tcW w:type="dxa" w:w="2160"/>
+          </w:tcPr>
+          <w:p>
+            <w:pPr>
+              <w:bidi/>
+              <w:jc w:val="right"/>
+            </w:pPr>
+            <w:r>
+              <w:rPr>
+                <w:sz w:val="18"/>
+              </w:rPr>
+              <w:t>۹٬۷۱۳٬۵۷۴٬۴۰۱٫۶۰</w:t>
+            </w:r>
+          </w:p>
+        </w:tc>
+        <w:tc>
+          <w:tcPr>
+            <w:tcW w:type="dxa" w:w="2160"/>
+          </w:tcPr>
+          <w:p>
+            <w:pPr>
+              <w:bidi/>
+              <w:jc w:val="right"/>
+            </w:pPr>
+            <w:r>
+              <w:rPr>
+                <w:sz w:val="18"/>
+              </w:rPr>
+              <w:t>۴۶٬۱۷۲٬۱۷۰٬۲۹۱٫۹۷</w:t>
+            </w:r>
+          </w:p>
+        </w:tc>
+        <w:tc>
+          <w:tcPr>
+            <w:tcW w:type="dxa" w:w="2160"/>
+          </w:tcPr>
+          <w:p>
+            <w:pPr>
+              <w:bidi/>
+              <w:jc w:val="right"/>
+            </w:pPr>
+            <w:r>
+              <w:rPr>
+                <w:sz w:val="18"/>
+              </w:rPr>
+              <w:t>D-03، D-13</w:t>
+            </w:r>
+          </w:p>
+        </w:tc>
+      </w:tr>
+      <w:tr>
+        <w:tc>
+          <w:tcPr>
+            <w:tcW w:type="dxa" w:w="2160"/>
+          </w:tcPr>
+          <w:p>
+            <w:pPr>
+              <w:bidi/>
+              <w:jc w:val="right"/>
+            </w:pPr>
+            <w:r>
+              <w:rPr>
+                <w:sz w:val="18"/>
+              </w:rPr>
+              <w:t>بیشینهٔ ΔP</w:t>
+            </w:r>
+          </w:p>
+        </w:tc>
+        <w:tc>
+          <w:tcPr>
+            <w:tcW w:type="dxa" w:w="2160"/>
+          </w:tcPr>
+          <w:p>
+            <w:pPr>
+              <w:bidi/>
+              <w:jc w:val="right"/>
+            </w:pPr>
+            <w:r>
+              <w:rPr>
+                <w:sz w:val="18"/>
+              </w:rPr>
+              <w:t>۱۰٬۸۱۴٬۹۵۸٬۴۴۶٫۷۴</w:t>
+            </w:r>
+          </w:p>
+        </w:tc>
+        <w:tc>
+          <w:tcPr>
+            <w:tcW w:type="dxa" w:w="2160"/>
+          </w:tcPr>
+          <w:p>
+            <w:pPr>
+              <w:bidi/>
+              <w:jc w:val="right"/>
+            </w:pPr>
+            <w:r>
+              <w:rPr>
+                <w:sz w:val="18"/>
+              </w:rPr>
+              <w:t>۴۶٬۹۰۸٬۶۰۳٬۹۰۳٫۷۸</w:t>
+            </w:r>
+          </w:p>
+        </w:tc>
+        <w:tc>
+          <w:tcPr>
+            <w:tcW w:type="dxa" w:w="2160"/>
+          </w:tcPr>
+          <w:p>
+            <w:pPr>
+              <w:bidi/>
+              <w:jc w:val="right"/>
+            </w:pPr>
+            <w:r>
+              <w:rPr>
+                <w:sz w:val="18"/>
+              </w:rPr>
+              <w:t>D-01، D-14 [FIX]</w:t>
+            </w:r>
+          </w:p>
+        </w:tc>
+      </w:tr>
+      <w:tr>
+        <w:tc>
+          <w:tcPr>
+            <w:tcW w:type="dxa" w:w="2160"/>
+          </w:tcPr>
+          <w:p>
+            <w:pPr>
+              <w:bidi/>
+              <w:jc w:val="right"/>
+            </w:pPr>
+            <w:r>
+              <w:rPr>
+                <w:sz w:val="18"/>
+              </w:rPr>
+              <w:t>کمینهٔ برآورد</w:t>
+            </w:r>
+          </w:p>
+        </w:tc>
+        <w:tc>
+          <w:tcPr>
+            <w:tcW w:type="dxa" w:w="2160"/>
+          </w:tcPr>
+          <w:p>
+            <w:pPr>
+              <w:bidi/>
+              <w:jc w:val="right"/>
+            </w:pPr>
+            <w:r>
+              <w:rPr>
+                <w:sz w:val="18"/>
+              </w:rPr>
+              <w:t>۹٬۹۸۴٬۲۷۷٬۴۰۸٫۲۲</w:t>
+            </w:r>
+          </w:p>
+        </w:tc>
+        <w:tc>
+          <w:tcPr>
+            <w:tcW w:type="dxa" w:w="2160"/>
+          </w:tcPr>
+          <w:p>
+            <w:pPr>
+              <w:bidi/>
+              <w:jc w:val="right"/>
+            </w:pPr>
+            <w:r>
+              <w:rPr>
+                <w:sz w:val="18"/>
+              </w:rPr>
+              <w:t>۴۵٬۴۳۷٬۷۴۲٬۸۲۰٫۳۲</w:t>
+            </w:r>
+          </w:p>
+        </w:tc>
+        <w:tc>
+          <w:tcPr>
+            <w:tcW w:type="dxa" w:w="2160"/>
+          </w:tcPr>
+          <w:p>
+            <w:pPr>
+              <w:bidi/>
+              <w:jc w:val="right"/>
+            </w:pPr>
+            <w:r>
+              <w:rPr>
+                <w:sz w:val="18"/>
+              </w:rPr>
+              <w:t>هیچ (همهٔ الف)</w:t>
+            </w:r>
+          </w:p>
+        </w:tc>
+      </w:tr>
+      <w:tr>
+        <w:tc>
+          <w:tcPr>
+            <w:tcW w:type="dxa" w:w="2160"/>
+          </w:tcPr>
+          <w:p>
+            <w:pPr>
+              <w:bidi/>
+              <w:jc w:val="right"/>
+            </w:pPr>
+            <w:r>
+              <w:rPr>
+                <w:sz w:val="18"/>
+              </w:rPr>
+              <w:t>بیشینهٔ برآورد</w:t>
+            </w:r>
+          </w:p>
+        </w:tc>
+        <w:tc>
+          <w:tcPr>
+            <w:tcW w:type="dxa" w:w="2160"/>
+          </w:tcPr>
+          <w:p>
+            <w:pPr>
+              <w:bidi/>
+              <w:jc w:val="right"/>
+            </w:pPr>
+            <w:r>
+              <w:rPr>
+                <w:sz w:val="18"/>
+              </w:rPr>
+              <w:t>۱۰٬۰۳۵٬۷۸۴٬۶۱۷٫۹۸</w:t>
+            </w:r>
+          </w:p>
+        </w:tc>
+        <w:tc>
+          <w:tcPr>
+            <w:tcW w:type="dxa" w:w="2160"/>
+          </w:tcPr>
+          <w:p>
+            <w:pPr>
+              <w:bidi/>
+              <w:jc w:val="right"/>
+            </w:pPr>
+            <w:r>
+              <w:rPr>
+                <w:sz w:val="18"/>
+              </w:rPr>
+              <w:t>۴۷٬۶۴۳٬۰۳۱٬۳۷۵٫۴۳</w:t>
+            </w:r>
+          </w:p>
+        </w:tc>
+        <w:tc>
+          <w:tcPr>
+            <w:tcW w:type="dxa" w:w="2160"/>
+          </w:tcPr>
+          <w:p>
+            <w:pPr>
+              <w:bidi/>
+              <w:jc w:val="right"/>
+            </w:pPr>
+            <w:r>
+              <w:rPr>
+                <w:sz w:val="18"/>
+              </w:rPr>
+              <w:t>D-13، D-14 [FIX]</w:t>
+            </w:r>
+          </w:p>
+        </w:tc>
+      </w:tr>
+    </w:tbl>
+    <w:p/>
+    <w:p>
+      <w:pPr>
+        <w:bidi/>
+        <w:spacing w:after="80"/>
+        <w:jc w:val="right"/>
+      </w:pPr>
+      <w:r>
+        <w:rPr>
+          <w:b/>
+        </w:rPr>
+        <w:t>پهنای بازهٔ ΔP: از ۹٬۷۱۳٬۵۷۴٬۴۰۱٫۶۰ تا ۱۰٬۸۱۴٬۹۵۸٬۴۴۶٫۷۴ ریال یعنی ۱٬۱۰۱٬۳۸۴٬۰۴۵٫۱۵ ریال (= ۱۱٫۰۳٪ از ΔPِ فعلی)</w:t>
+      </w:r>
+    </w:p>
+    <w:p>
+      <w:pPr>
+        <w:bidi/>
+        <w:spacing w:after="80"/>
+        <w:jc w:val="right"/>
+      </w:pPr>
+      <w:r>
+        <w:rPr>
+          <w:b/>
+        </w:rPr>
+        <w:t>پهنای بازهٔ برآورد: از ۴۵٬۴۳۷٬۷۴۲٬۸۲۰٫۳۲ تا ۴۷٬۶۴۳٬۰۳۱٬۳۷۵٫۴۳ ریال یعنی ۲٬۲۰۵٬۲۸۸٬۵۵۵٫۱۱ ریال (= ۴٫۸۵٪ از برآوردِ فعلی)</w:t>
+      </w:r>
+    </w:p>
+    <w:p>
+      <w:pPr>
+        <w:bidi/>
+        <w:spacing w:after="80"/>
+        <w:jc w:val="right"/>
+      </w:pPr>
+      <w:r>
+        <w:rPr>
+          <w:b w:val="0"/>
+          <w:sz w:val="16"/>
+        </w:rPr>
+        <w:t>نکته: سناریوهای بیشینه شاملِ بهترین variantِ کارِ جدیدِ فرضی [FIX] هستند (تزریقِ ۱ میلیارد ریال) و سناریوهای کمینه شاملِ هیچ کارِ جدیدی نیستند. D-14/D-15 در بازهٔ فاز E-10 §۵ نبودند چون فرضی‌اند — توضیحِ کامل در نسخهٔ .md.</w:t>
       </w:r>
     </w:p>
     <w:p>
